--- a/documents/live_market_test_2026-09-30/watch_4134ecab24ab7a942c_medical_doctor_md_cover_letter.docx
+++ b/documents/live_market_test_2026-09-30/watch_4134ecab24ab7a942c_medical_doctor_md_cover_letter.docx
@@ -79,7 +79,7 @@
         <w:pStyle w:val="JFBody"/>
       </w:pPr>
       <w:r>
-        <w:t>I understand that the vacancy emphasizes health data, HMIS and reporting, MoPH and stakeholder coordination.</w:t>
+        <w:t>I understand that the vacancy emphasizes health data, HMIS and reporting, OPD and mobile health service delivery, MoPH and stakeholder coordination.</w:t>
       </w:r>
     </w:p>
     <w:p>
@@ -96,7 +96,7 @@
         <w:ind w:left="317" w:hanging="173"/>
       </w:pPr>
       <w:r>
-        <w:t>• Maintained accurate HMIS records and served as Safeguarding Focal Point supporting PSEA and child protection. (TFU Medical Doctor &amp; Safeguarding Focal Point | Action Against Hunger (ACF-International) | Sang-e-Takht TFU, Daikundi (2023-05 – 2025-07))</w:t>
+        <w:t>• Coordinated with Ministry of Public Health representatives, provincial health authorities, and partner organizations. (Medical Doctor / COVID-19 Rapid Response Team Leader | Daikundi Provincial Public Health Directorate | Daikundi, Afghanistan (2020-10 – 2020-12))</w:t>
       </w:r>
     </w:p>
     <w:p>
@@ -105,7 +105,7 @@
         <w:ind w:left="317" w:hanging="173"/>
       </w:pPr>
       <w:r>
-        <w:t>• Coordinated with Ministry of Public Health representatives, provincial health authorities, and partner organizations. (Medical Doctor / COVID-19 Rapid Response Team Leader | Daikundi Provincial Public Health Directorate | Daikundi, Afghanistan (2020-10 – 2020-12))</w:t>
+        <w:t>• Maintained accurate HMIS records and served as Safeguarding Focal Point supporting PSEA and child protection. (TFU Medical Doctor &amp; Safeguarding Focal Point | Action Against Hunger (ACF-International) | Sang-e-Takht TFU, Daikundi (2023-05 – 2025-07))</w:t>
       </w:r>
     </w:p>
     <w:p>
